--- a/word_reports/LP_0327_위치_411_Sylvie Vartan_Best of var.docx
+++ b/word_reports/LP_0327_위치_411_Sylvie Vartan_Best of var.docx
@@ -4,7 +4,7 @@
   <w:body>
     <w:p>
       <w:pPr>
-        <w:spacing w:after="280"/>
+        <w:spacing w:after="80"/>
       </w:pPr>
       <w:r>
         <w:rPr w:rFonts="맑은 고딕">
@@ -13,94 +13,47 @@
           <w:color w:val="1E3A8A"/>
           <w:sz w:val="30"/>
         </w:rPr>
-        <w:t>[411] Sylvie Vartan - Best of vartan</w:t>
+        <w:t>Sylvie Vartan (실비 바르탄) - Best of vartan</w:t>
       </w:r>
     </w:p>
     <w:p>
       <w:pPr>
-        <w:spacing w:after="320"/>
+        <w:spacing w:after="240"/>
       </w:pPr>
       <w:r>
         <w:rPr w:rFonts="맑은 고딕">
           <w:rFonts w:ascii="맑은 고딕" w:hAnsi="맑은 고딕" w:eastAsia="맑은 고딕"/>
           <w:b/>
-          <w:sz w:val="20"/>
+          <w:color w:val="4B5563"/>
+          <w:sz w:val="22"/>
         </w:rPr>
-        <w:t>■ 위치 : 411</w:t>
-        <w:br/>
-      </w:r>
-      <w:r>
-        <w:rPr w:rFonts="맑은 고딕">
-          <w:rFonts w:ascii="맑은 고딕" w:hAnsi="맑은 고딕" w:eastAsia="맑은 고딕"/>
-          <w:b/>
-          <w:sz w:val="20"/>
-        </w:rPr>
-        <w:t>■ 아티스트 : Sylvie Vartan</w:t>
-        <w:br/>
-      </w:r>
-      <w:r>
-        <w:rPr w:rFonts="맑은 고딕">
-          <w:rFonts w:ascii="맑은 고딕" w:hAnsi="맑은 고딕" w:eastAsia="맑은 고딕"/>
-          <w:b/>
-          <w:sz w:val="20"/>
-        </w:rPr>
-        <w:t>■ 앨범명 : Best of vartan</w:t>
-        <w:br/>
-      </w:r>
-      <w:r>
-        <w:rPr w:rFonts="맑은 고딕">
-          <w:rFonts w:ascii="맑은 고딕" w:hAnsi="맑은 고딕" w:eastAsia="맑은 고딕"/>
-          <w:b w:val="0"/>
-          <w:sz w:val="20"/>
-        </w:rPr>
-        <w:t>■ 음반 레이블 : RCA Victor</w:t>
-        <w:br/>
-      </w:r>
-      <w:r>
-        <w:rPr w:rFonts="맑은 고딕">
-          <w:rFonts w:ascii="맑은 고딕" w:hAnsi="맑은 고딕" w:eastAsia="맑은 고딕"/>
-          <w:b w:val="0"/>
-          <w:sz w:val="20"/>
-        </w:rPr>
-        <w:t>■ 발매년도 : 1966</w:t>
-        <w:br/>
-      </w:r>
-      <w:r>
-        <w:rPr w:rFonts="맑은 고딕">
-          <w:rFonts w:ascii="맑은 고딕" w:hAnsi="맑은 고딕" w:eastAsia="맑은 고딕"/>
-          <w:b w:val="0"/>
-          <w:sz w:val="20"/>
-        </w:rPr>
-        <w:t>■ 장르 : 프렌치 팝 (French Pop), 예예 (Yé-yé), 샹송 (Chanson)</w:t>
-        <w:br/>
-      </w:r>
-      <w:r>
-        <w:rPr w:rFonts="맑은 고딕">
-          <w:rFonts w:ascii="맑은 고딕" w:hAnsi="맑은 고딕" w:eastAsia="맑은 고딕"/>
-          <w:b w:val="0"/>
-          <w:sz w:val="20"/>
-        </w:rPr>
-        <w:t>■ 주요 수록곡 : 1. La Plus Belle Pour Aller Danser</w:t>
-        <w:br/>
+        <w:t>위치 :  411</w:t>
       </w:r>
     </w:p>
     <w:p>
       <w:pPr>
-        <w:spacing w:after="160"/>
+        <w:spacing w:line="324" w:lineRule="auto" w:before="80" w:after="160"/>
       </w:pPr>
       <w:r>
         <w:rPr w:rFonts="맑은 고딕">
           <w:rFonts w:ascii="맑은 고딕" w:hAnsi="맑은 고딕" w:eastAsia="맑은 고딕"/>
           <w:b/>
           <w:color w:val="1F2937"/>
-          <w:sz w:val="24"/>
+          <w:sz w:val="22"/>
         </w:rPr>
-        <w:t>■ 음반 해설 및 감상 가이드</w:t>
+        <w:t xml:space="preserve">[음반 소개] </w:t>
+      </w:r>
+      <w:r>
+        <w:rPr w:rFonts="맑은 고딕">
+          <w:rFonts w:ascii="맑은 고딕" w:hAnsi="맑은 고딕" w:eastAsia="맑은 고딕"/>
+          <w:b w:val="0"/>
+          <w:sz w:val="21"/>
+        </w:rPr>
       </w:r>
     </w:p>
     <w:p>
       <w:pPr>
-        <w:spacing w:line="312" w:lineRule="auto" w:after="120"/>
+        <w:spacing w:line="324" w:lineRule="auto" w:after="120"/>
       </w:pPr>
       <w:r>
         <w:rPr w:rFonts="맑은 고딕">
@@ -108,51 +61,516 @@
           <w:b w:val="0"/>
           <w:sz w:val="21"/>
         </w:rPr>
-        <w:t>1960년대 프랑스 대중음악계를 매혹시킨 '예예(Yé-yé)' 문화의 아이콘, 실비 바르탕(Sylvie Vartan)의 황금기 정수를 담아낸 베스트 컬렉션 음반입니다. 불굴의 태양처럼 빛나던 그녀의 청춘과 세련된 패션 감각, 그리고 시대를 선도했던 음악적 시도들이 이 한 장의 LP에 집약되어 있습니다. 당대 프랑스 청년 문화를 대변했던 그녀의 음악은 단숨에 유럽 전역을 넘어 세계적인 사랑을 받았으며, 본 음반은 그 찬란했던 여정의 가장 아름다운 순간들을 조명합니다.</w:t>
+        <w:t>1960년대 프랑스 대중문화의 찬란한 부흥을 이끈 '예예(Yé-yé)' 무브먼트의 여왕, 실비 바르탄의 가장 눈부신 음악적 궤적을 집대성한 명반입니다. 그녀의 맑고 당찬 음색은 샹송 특유의 문학적 서정미와 모던 팝의 역동적인 리듬을 완벽하게 융화시키며 당대 유럽은 물론 전 세계 음악 애호가들의 가슴을 뒤흔들었습니다. 파리의 낭만과 청춘의 아련한 열정이 고스란히 각인된 이 앨범은, 흐르는 세월 속에서도 결코 바래지 않는 클래식 팝의 영원한 품격을 증명합니다.</w:t>
       </w:r>
     </w:p>
     <w:p>
       <w:pPr>
-        <w:spacing w:line="312" w:lineRule="auto" w:after="120"/>
+        <w:spacing w:line="324" w:lineRule="auto" w:before="200" w:after="80"/>
       </w:pPr>
+      <w:r>
+        <w:rPr w:rFonts="맑은 고딕">
+          <w:rFonts w:ascii="맑은 고딕" w:hAnsi="맑은 고딕" w:eastAsia="맑은 고딕"/>
+          <w:b/>
+          <w:color w:val="1E3A8A"/>
+          <w:sz w:val="24"/>
+        </w:rPr>
+        <w:t>1. 음반 데이터</w:t>
+      </w:r>
+    </w:p>
+    <w:p>
+      <w:pPr>
+        <w:spacing w:line="324" w:lineRule="auto" w:after="80"/>
+      </w:pPr>
+      <w:r>
+        <w:rPr w:rFonts="맑은 고딕">
+          <w:rFonts w:ascii="맑은 고딕" w:hAnsi="맑은 고딕" w:eastAsia="맑은 고딕"/>
+          <w:b w:val="0"/>
+          <w:color w:val="6B7280"/>
+          <w:sz w:val="21"/>
+        </w:rPr>
+        <w:t xml:space="preserve">· </w:t>
+      </w:r>
+      <w:r>
+        <w:rPr w:rFonts="맑은 고딕">
+          <w:rFonts w:ascii="맑은 고딕" w:hAnsi="맑은 고딕" w:eastAsia="맑은 고딕"/>
+          <w:b/>
+          <w:color w:val="1F2937"/>
+          <w:sz w:val="21"/>
+        </w:rPr>
+        <w:t xml:space="preserve">앨범명: </w:t>
+      </w:r>
       <w:r>
         <w:rPr w:rFonts="맑은 고딕">
           <w:rFonts w:ascii="맑은 고딕" w:hAnsi="맑은 고딕" w:eastAsia="맑은 고딕"/>
           <w:b w:val="0"/>
           <w:sz w:val="21"/>
         </w:rPr>
-        <w:t>음반에 수록된 트랙들은 전통적인 프랑스 샹송의 낭만적인 멜로디에 미국식 록엔롤과 포크, 리듬 앤 블루스의 경쾌한 비트를 결합한 독창적인 사운드를 자랑합니다. 풍성한 오케스트레이션과 활기찬 브라스 세션, 그리고 절제되면서도 중독성 있는 리듬은 듣는 이에게 파리의 거리를 거니는 듯한 감각적인 경험을 선사합니다. 음악사적으로도 단순한 유행가를 넘어 프렌치 모던 팝의 기틀을 확립한 소중한 유산으로 평가받습니다.</w:t>
+        <w:t>Best of vartan</w:t>
       </w:r>
     </w:p>
     <w:p>
       <w:pPr>
-        <w:spacing w:line="312" w:lineRule="auto" w:after="120"/>
+        <w:spacing w:line="324" w:lineRule="auto" w:after="80"/>
       </w:pPr>
+      <w:r>
+        <w:rPr w:rFonts="맑은 고딕">
+          <w:rFonts w:ascii="맑은 고딕" w:hAnsi="맑은 고딕" w:eastAsia="맑은 고딕"/>
+          <w:b w:val="0"/>
+          <w:color w:val="6B7280"/>
+          <w:sz w:val="21"/>
+        </w:rPr>
+        <w:t xml:space="preserve">· </w:t>
+      </w:r>
+      <w:r>
+        <w:rPr w:rFonts="맑은 고딕">
+          <w:rFonts w:ascii="맑은 고딕" w:hAnsi="맑은 고딕" w:eastAsia="맑은 고딕"/>
+          <w:b/>
+          <w:color w:val="1F2937"/>
+          <w:sz w:val="21"/>
+        </w:rPr>
+        <w:t xml:space="preserve">아티스트: </w:t>
+      </w:r>
       <w:r>
         <w:rPr w:rFonts="맑은 고딕">
           <w:rFonts w:ascii="맑은 고딕" w:hAnsi="맑은 고딕" w:eastAsia="맑은 고딕"/>
           <w:b w:val="0"/>
           <w:sz w:val="21"/>
         </w:rPr>
-        <w:t>실비 바르탕의 보컬은 수줍은 소녀의 맑음과 당대 신여성의 주도적인 매력을 동시에 품고 있습니다. 거장 샤를 아즈나부르가 선물한 세계적인 히트곡 'La Plus Belle Pour Aller Danser'에서는 무도회를 앞둔 소녀의 설렘을 섬세하게 노래하며, 'Comme Un Garçon'과 'Irrésistiblement'에서는 중성적이면서도 세련된 에너지를 발산합니다. 그녀의 매끄럽고 청량한 음색은 복잡한 편곡 속에서도 단연 돋보이며 독보적인 존재감을 발휘합니다.</w:t>
+        <w:t>Sylvie Vartan (실비 바르탄)</w:t>
       </w:r>
     </w:p>
     <w:p>
       <w:pPr>
-        <w:spacing w:line="312" w:lineRule="auto" w:after="120"/>
+        <w:spacing w:line="324" w:lineRule="auto" w:after="80"/>
       </w:pPr>
+      <w:r>
+        <w:rPr w:rFonts="맑은 고딕">
+          <w:rFonts w:ascii="맑은 고딕" w:hAnsi="맑은 고딕" w:eastAsia="맑은 고딕"/>
+          <w:b w:val="0"/>
+          <w:color w:val="6B7280"/>
+          <w:sz w:val="21"/>
+        </w:rPr>
+        <w:t xml:space="preserve">· </w:t>
+      </w:r>
+      <w:r>
+        <w:rPr w:rFonts="맑은 고딕">
+          <w:rFonts w:ascii="맑은 고딕" w:hAnsi="맑은 고딕" w:eastAsia="맑은 고딕"/>
+          <w:b/>
+          <w:color w:val="1F2937"/>
+          <w:sz w:val="21"/>
+        </w:rPr>
+        <w:t xml:space="preserve">발매 정보: </w:t>
+      </w:r>
       <w:r>
         <w:rPr w:rFonts="맑은 고딕">
           <w:rFonts w:ascii="맑은 고딕" w:hAnsi="맑은 고딕" w:eastAsia="맑은 고딕"/>
           <w:b w:val="0"/>
           <w:sz w:val="21"/>
         </w:rPr>
-        <w:t>LP 판형이 주는 특유의 포근하고 따뜻한 아날로그 음향은 60년대 클래식 팝의 레트로한 분위기를 한층 더 생생하게 살려냅니다. 정교하게 다듬어진 사운드 밸런스는 실비 바르탕의 숨소리와 보컬의 미세한 떨림까지 우아하게 전해줍니다. 프렌치 팝의 고전적 미학을 애호하는 감상자뿐만 아니라 아날로그 바이닐의 깊은 풍미를 즐기는 수집가 모두에게 변함없는 감동을 선사할 명반입니다.</w:t>
+        <w:t>프렌치 팝의 황금기를 주도했던 실비 바르탄의 핵심 전성기 대표곡들을 엄선하여 기획된 정규 베스트 앨범으로, 아날로그 레코딩의 정점을 구가하던 RCA 레이블을 통해 품격 있게 마스터링되어 발표되었습니다.</w:t>
+      </w:r>
+    </w:p>
+    <w:p>
+      <w:pPr>
+        <w:spacing w:line="324" w:lineRule="auto" w:after="80"/>
+      </w:pPr>
+      <w:r>
+        <w:rPr w:rFonts="맑은 고딕">
+          <w:rFonts w:ascii="맑은 고딕" w:hAnsi="맑은 고딕" w:eastAsia="맑은 고딕"/>
+          <w:b w:val="0"/>
+          <w:color w:val="6B7280"/>
+          <w:sz w:val="21"/>
+        </w:rPr>
+        <w:t xml:space="preserve">· </w:t>
+      </w:r>
+      <w:r>
+        <w:rPr w:rFonts="맑은 고딕">
+          <w:rFonts w:ascii="맑은 고딕" w:hAnsi="맑은 고딕" w:eastAsia="맑은 고딕"/>
+          <w:b/>
+          <w:color w:val="1F2937"/>
+          <w:sz w:val="21"/>
+        </w:rPr>
+        <w:t xml:space="preserve">LP 인기도(판매량): </w:t>
+      </w:r>
+      <w:r>
+        <w:rPr w:rFonts="맑은 고딕">
+          <w:rFonts w:ascii="맑은 고딕" w:hAnsi="맑은 고딕" w:eastAsia="맑은 고딕"/>
+          <w:b w:val="0"/>
+          <w:sz w:val="21"/>
+        </w:rPr>
+        <w:t>발매 직후 프랑스와 유럽 전역은 물론, 샹송 붐이 일었던 아시아 시장에서도 폭발적인 반응을 얻으며 라이선스 LP 차트의 상위권을 장기 집권한 스테디셀러 음반입니다.</w:t>
+      </w:r>
+    </w:p>
+    <w:p>
+      <w:pPr>
+        <w:spacing w:line="324" w:lineRule="auto" w:after="80"/>
+      </w:pPr>
+      <w:r>
+        <w:rPr w:rFonts="맑은 고딕">
+          <w:rFonts w:ascii="맑은 고딕" w:hAnsi="맑은 고딕" w:eastAsia="맑은 고딕"/>
+          <w:b w:val="0"/>
+          <w:color w:val="6B7280"/>
+          <w:sz w:val="21"/>
+        </w:rPr>
+        <w:t xml:space="preserve">· </w:t>
+      </w:r>
+      <w:r>
+        <w:rPr w:rFonts="맑은 고딕">
+          <w:rFonts w:ascii="맑은 고딕" w:hAnsi="맑은 고딕" w:eastAsia="맑은 고딕"/>
+          <w:b/>
+          <w:color w:val="1F2937"/>
+          <w:sz w:val="21"/>
+        </w:rPr>
+        <w:t xml:space="preserve">각종 수상경력: </w:t>
+      </w:r>
+      <w:r>
+        <w:rPr w:rFonts="맑은 고딕">
+          <w:rFonts w:ascii="맑은 고딕" w:hAnsi="맑은 고딕" w:eastAsia="맑은 고딕"/>
+          <w:b w:val="0"/>
+          <w:sz w:val="21"/>
+        </w:rPr>
+        <w:t>프랑스 최고 권위의 아카데미 샤를 크로(Académie Charles-Cros) 수상 경력과 다수의 골드 디스크 기록을 통해 대중성과 예술성을 공인받았으며, 훗날 프랑스 정부로부터 레지옹 도뇌르 및 문화예술공로훈장을 수훈하는 데 지대한 초석이 된 명곡들이 수록되어 있습니다.</w:t>
+      </w:r>
+    </w:p>
+    <w:p>
+      <w:pPr>
+        <w:spacing w:line="324" w:lineRule="auto" w:before="200" w:after="80"/>
+      </w:pPr>
+      <w:r>
+        <w:rPr w:rFonts="맑은 고딕">
+          <w:rFonts w:ascii="맑은 고딕" w:hAnsi="맑은 고딕" w:eastAsia="맑은 고딕"/>
+          <w:b/>
+          <w:color w:val="1E3A8A"/>
+          <w:sz w:val="24"/>
+        </w:rPr>
+        <w:t>2. 아티스트 정보</w:t>
+      </w:r>
+    </w:p>
+    <w:p>
+      <w:pPr>
+        <w:spacing w:line="324" w:lineRule="auto" w:after="80"/>
+      </w:pPr>
+      <w:r>
+        <w:rPr w:rFonts="맑은 고딕">
+          <w:rFonts w:ascii="맑은 고딕" w:hAnsi="맑은 고딕" w:eastAsia="맑은 고딕"/>
+          <w:b w:val="0"/>
+          <w:color w:val="6B7280"/>
+          <w:sz w:val="21"/>
+        </w:rPr>
+        <w:t xml:space="preserve">· </w:t>
+      </w:r>
+      <w:r>
+        <w:rPr w:rFonts="맑은 고딕">
+          <w:rFonts w:ascii="맑은 고딕" w:hAnsi="맑은 고딕" w:eastAsia="맑은 고딕"/>
+          <w:b/>
+          <w:color w:val="1F2937"/>
+          <w:sz w:val="21"/>
+        </w:rPr>
+        <w:t xml:space="preserve">국적: </w:t>
+      </w:r>
+      <w:r>
+        <w:rPr w:rFonts="맑은 고딕">
+          <w:rFonts w:ascii="맑은 고딕" w:hAnsi="맑은 고딕" w:eastAsia="맑은 고딕"/>
+          <w:b w:val="0"/>
+          <w:sz w:val="21"/>
+        </w:rPr>
+        <w:t>프랑스 (불가리아 출생)</w:t>
+      </w:r>
+    </w:p>
+    <w:p>
+      <w:pPr>
+        <w:spacing w:line="324" w:lineRule="auto" w:after="80"/>
+      </w:pPr>
+      <w:r>
+        <w:rPr w:rFonts="맑은 고딕">
+          <w:rFonts w:ascii="맑은 고딕" w:hAnsi="맑은 고딕" w:eastAsia="맑은 고딕"/>
+          <w:b w:val="0"/>
+          <w:color w:val="6B7280"/>
+          <w:sz w:val="21"/>
+        </w:rPr>
+        <w:t xml:space="preserve">· </w:t>
+      </w:r>
+      <w:r>
+        <w:rPr w:rFonts="맑은 고딕">
+          <w:rFonts w:ascii="맑은 고딕" w:hAnsi="맑은 고딕" w:eastAsia="맑은 고딕"/>
+          <w:b/>
+          <w:color w:val="1F2937"/>
+          <w:sz w:val="21"/>
+        </w:rPr>
+        <w:t xml:space="preserve">생몰년도: </w:t>
+      </w:r>
+      <w:r>
+        <w:rPr w:rFonts="맑은 고딕">
+          <w:rFonts w:ascii="맑은 고딕" w:hAnsi="맑은 고딕" w:eastAsia="맑은 고딕"/>
+          <w:b w:val="0"/>
+          <w:sz w:val="21"/>
+        </w:rPr>
+        <w:t>1944년 8월 15일 ~ 현재</w:t>
+      </w:r>
+    </w:p>
+    <w:p>
+      <w:pPr>
+        <w:spacing w:line="324" w:lineRule="auto" w:after="80"/>
+      </w:pPr>
+      <w:r>
+        <w:rPr w:rFonts="맑은 고딕">
+          <w:rFonts w:ascii="맑은 고딕" w:hAnsi="맑은 고딕" w:eastAsia="맑은 고딕"/>
+          <w:b w:val="0"/>
+          <w:color w:val="6B7280"/>
+          <w:sz w:val="21"/>
+        </w:rPr>
+        <w:t xml:space="preserve">· </w:t>
+      </w:r>
+      <w:r>
+        <w:rPr w:rFonts="맑은 고딕">
+          <w:rFonts w:ascii="맑은 고딕" w:hAnsi="맑은 고딕" w:eastAsia="맑은 고딕"/>
+          <w:b/>
+          <w:color w:val="1F2937"/>
+          <w:sz w:val="21"/>
+        </w:rPr>
+        <w:t xml:space="preserve">그룹 소속: </w:t>
+      </w:r>
+      <w:r>
+        <w:rPr w:rFonts="맑은 고딕">
+          <w:rFonts w:ascii="맑은 고딕" w:hAnsi="맑은 고딕" w:eastAsia="맑은 고딕"/>
+          <w:b w:val="0"/>
+          <w:sz w:val="21"/>
+        </w:rPr>
+        <w:t>솔로</w:t>
+      </w:r>
+    </w:p>
+    <w:p>
+      <w:pPr>
+        <w:spacing w:line="324" w:lineRule="auto" w:after="80"/>
+      </w:pPr>
+      <w:r>
+        <w:rPr w:rFonts="맑은 고딕">
+          <w:rFonts w:ascii="맑은 고딕" w:hAnsi="맑은 고딕" w:eastAsia="맑은 고딕"/>
+          <w:b w:val="0"/>
+          <w:color w:val="6B7280"/>
+          <w:sz w:val="21"/>
+        </w:rPr>
+        <w:t xml:space="preserve">· </w:t>
+      </w:r>
+      <w:r>
+        <w:rPr w:rFonts="맑은 고딕">
+          <w:rFonts w:ascii="맑은 고딕" w:hAnsi="맑은 고딕" w:eastAsia="맑은 고딕"/>
+          <w:b/>
+          <w:color w:val="1F2937"/>
+          <w:sz w:val="21"/>
+        </w:rPr>
+        <w:t xml:space="preserve">아티스트 소개: </w:t>
+      </w:r>
+      <w:r>
+        <w:rPr w:rFonts="맑은 고딕">
+          <w:rFonts w:ascii="맑은 고딕" w:hAnsi="맑은 고딕" w:eastAsia="맑은 고딕"/>
+          <w:b w:val="0"/>
+          <w:sz w:val="21"/>
+        </w:rPr>
+        <w:t>실비 바르탄은 세련된 패션 감각과 도회적인 무대 매너로 1960년대 청년 문화를 선도한 프렌치 팝의 독보적인 아이콘입니다. 미국식 록앤롤의 활력과 프랑스 전통 샹송의 우아한 정서를 절묘하게 결합하여 현대 프랑스 대중음악의 지평을 세계로 확장한 선구자로 평가받습니다.</w:t>
+      </w:r>
+    </w:p>
+    <w:p>
+      <w:pPr>
+        <w:spacing w:line="324" w:lineRule="auto" w:before="200" w:after="80"/>
+      </w:pPr>
+      <w:r>
+        <w:rPr w:rFonts="맑은 고딕">
+          <w:rFonts w:ascii="맑은 고딕" w:hAnsi="맑은 고딕" w:eastAsia="맑은 고딕"/>
+          <w:b/>
+          <w:color w:val="1E3A8A"/>
+          <w:sz w:val="24"/>
+        </w:rPr>
+        <w:t>3. 음반 상세 분석</w:t>
+      </w:r>
+    </w:p>
+    <w:p>
+      <w:pPr>
+        <w:spacing w:line="324" w:lineRule="auto" w:after="80"/>
+      </w:pPr>
+      <w:r>
+        <w:rPr w:rFonts="맑은 고딕">
+          <w:rFonts w:ascii="맑은 고딕" w:hAnsi="맑은 고딕" w:eastAsia="맑은 고딕"/>
+          <w:b w:val="0"/>
+          <w:color w:val="6B7280"/>
+          <w:sz w:val="21"/>
+        </w:rPr>
+        <w:t xml:space="preserve">· </w:t>
+      </w:r>
+      <w:r>
+        <w:rPr w:rFonts="맑은 고딕">
+          <w:rFonts w:ascii="맑은 고딕" w:hAnsi="맑은 고딕" w:eastAsia="맑은 고딕"/>
+          <w:b/>
+          <w:color w:val="1F2937"/>
+          <w:sz w:val="21"/>
+        </w:rPr>
+        <w:t xml:space="preserve">역사적 위치: </w:t>
+      </w:r>
+      <w:r>
+        <w:rPr w:rFonts="맑은 고딕">
+          <w:rFonts w:ascii="맑은 고딕" w:hAnsi="맑은 고딕" w:eastAsia="맑은 고딕"/>
+          <w:b w:val="0"/>
+          <w:sz w:val="21"/>
+        </w:rPr>
+        <w:t>본 앨범은 전통적인 카바레 샹송에서 모던 팝으로 패러다임이 전환되던 시기의 음악적 정점을 포착한 역사적 사료입니다. 샤를 아즈나부르(Charles Aznavour) 등 당대 최고 거장들과의 음악적 교류를 통해 완성된 유려한 멜로디와 편곡은 프렌치 팝이 지닌 미학적 완성도를 증명하는 확고한 이정표로 자리합니다.</w:t>
+      </w:r>
+    </w:p>
+    <w:p>
+      <w:pPr>
+        <w:spacing w:line="324" w:lineRule="auto" w:after="80"/>
+      </w:pPr>
+      <w:r>
+        <w:rPr w:rFonts="맑은 고딕">
+          <w:rFonts w:ascii="맑은 고딕" w:hAnsi="맑은 고딕" w:eastAsia="맑은 고딕"/>
+          <w:b w:val="0"/>
+          <w:color w:val="6B7280"/>
+          <w:sz w:val="21"/>
+        </w:rPr>
+        <w:t xml:space="preserve">· </w:t>
+      </w:r>
+      <w:r>
+        <w:rPr w:rFonts="맑은 고딕">
+          <w:rFonts w:ascii="맑은 고딕" w:hAnsi="맑은 고딕" w:eastAsia="맑은 고딕"/>
+          <w:b/>
+          <w:color w:val="1F2937"/>
+          <w:sz w:val="21"/>
+        </w:rPr>
+        <w:t xml:space="preserve">시대의 흔적(스토리텔링): </w:t>
+      </w:r>
+      <w:r>
+        <w:rPr w:rFonts="맑은 고딕">
+          <w:rFonts w:ascii="맑은 고딕" w:hAnsi="맑은 고딕" w:eastAsia="맑은 고딕"/>
+          <w:b w:val="0"/>
+          <w:sz w:val="21"/>
+        </w:rPr>
+        <w:t>68혁명 전후 자유와 낭만을 갈망하던 프랑스 청춘들의 숨결과 누벨바그 영화의 한 장면 같은 서정적 공기가 깊이 스며있습니다. 고향 불가리아를 향한 디아스포라의 애절한 그리움과 첫사랑의 설렘이 공존하는 트랙들은 아날로그 라디오를 곁에 두고 밤을 지새우던 당대 젊은이들의 정서적 피난처가 되어 주었습니다.</w:t>
+      </w:r>
+    </w:p>
+    <w:p>
+      <w:pPr>
+        <w:spacing w:line="324" w:lineRule="auto" w:before="200" w:after="80"/>
+      </w:pPr>
+      <w:r>
+        <w:rPr w:rFonts="맑은 고딕">
+          <w:rFonts w:ascii="맑은 고딕" w:hAnsi="맑은 고딕" w:eastAsia="맑은 고딕"/>
+          <w:b/>
+          <w:color w:val="1E3A8A"/>
+          <w:sz w:val="24"/>
+        </w:rPr>
+        <w:t>4. 주요 수록곡 및 감상 제언</w:t>
+      </w:r>
+    </w:p>
+    <w:p>
+      <w:pPr>
+        <w:spacing w:line="324" w:lineRule="auto" w:after="80"/>
+      </w:pPr>
+      <w:r>
+        <w:rPr w:rFonts="맑은 고딕">
+          <w:rFonts w:ascii="맑은 고딕" w:hAnsi="맑은 고딕" w:eastAsia="맑은 고딕"/>
+          <w:b w:val="0"/>
+          <w:color w:val="6B7280"/>
+          <w:sz w:val="21"/>
+        </w:rPr>
+        <w:t xml:space="preserve">· </w:t>
+      </w:r>
+      <w:r>
+        <w:rPr w:rFonts="맑은 고딕">
+          <w:rFonts w:ascii="맑은 고딕" w:hAnsi="맑은 고딕" w:eastAsia="맑은 고딕"/>
+          <w:b/>
+          <w:color w:val="1F2937"/>
+          <w:sz w:val="21"/>
+        </w:rPr>
+        <w:t xml:space="preserve">주요 수록곡 특징: </w:t>
+      </w:r>
+      <w:r>
+        <w:rPr w:rFonts="맑은 고딕">
+          <w:rFonts w:ascii="맑은 고딕" w:hAnsi="맑은 고딕" w:eastAsia="맑은 고딕"/>
+          <w:b w:val="0"/>
+          <w:sz w:val="21"/>
+        </w:rPr>
+        <w:t>샤를 아즈나부르가 헌정한 불멸의 찬가 'La plus belle pour aller danser(춤추러 가기엔 가장 예쁜 나이)'는 청춘의 설렘을 경쾌하고도 세련된 멜로디로 그려내며, 고향의 강을 노래한 서정적 대작 'La Maritza'는 웅장한 스트링 사운드와 실비의 애수 어린 보컬이 절정을 이룹니다. 모차르트의 선율을 우아하게 차용한 'Caro Mozart' 등 클래식과 팝의 경계를 넘나드는 다채로운 명곡들이 깊은 울림을 줍니다.</w:t>
+      </w:r>
+    </w:p>
+    <w:p>
+      <w:pPr>
+        <w:spacing w:line="324" w:lineRule="auto" w:after="80"/>
+      </w:pPr>
+      <w:r>
+        <w:rPr w:rFonts="맑은 고딕">
+          <w:rFonts w:ascii="맑은 고딕" w:hAnsi="맑은 고딕" w:eastAsia="맑은 고딕"/>
+          <w:b w:val="0"/>
+          <w:color w:val="6B7280"/>
+          <w:sz w:val="21"/>
+        </w:rPr>
+        <w:t xml:space="preserve">· </w:t>
+      </w:r>
+      <w:r>
+        <w:rPr w:rFonts="맑은 고딕">
+          <w:rFonts w:ascii="맑은 고딕" w:hAnsi="맑은 고딕" w:eastAsia="맑은 고딕"/>
+          <w:b/>
+          <w:color w:val="1F2937"/>
+          <w:sz w:val="21"/>
+        </w:rPr>
+        <w:t xml:space="preserve">빈티지 감상 제언: </w:t>
+      </w:r>
+      <w:r>
+        <w:rPr w:rFonts="맑은 고딕">
+          <w:rFonts w:ascii="맑은 고딕" w:hAnsi="맑은 고딕" w:eastAsia="맑은 고딕"/>
+          <w:b w:val="0"/>
+          <w:sz w:val="21"/>
+        </w:rPr>
+        <w:t>턴테이블의 카트리지가 소리골을 읽어내는 순간, 진공관 앰프 특유의 온화한 배음 속에서 실비 바르탄의 숨결과 보컬의 세밀한 텍스처가 눈앞에 펼쳐집니다. 어쿠스틱 오케스트레이션과 빈티지 리듬 섹션의 자연스러운 공간감은 디지털 음원으로는 경험할 수 없는 아날로그 사운드만의 농밀한 온기를 전합니다.</w:t>
+      </w:r>
+    </w:p>
+    <w:p>
+      <w:pPr>
+        <w:spacing w:line="324" w:lineRule="auto" w:after="80"/>
+      </w:pPr>
+      <w:r>
+        <w:rPr w:rFonts="맑은 고딕">
+          <w:rFonts w:ascii="맑은 고딕" w:hAnsi="맑은 고딕" w:eastAsia="맑은 고딕"/>
+          <w:b w:val="0"/>
+          <w:color w:val="6B7280"/>
+          <w:sz w:val="21"/>
+        </w:rPr>
+        <w:t xml:space="preserve">· </w:t>
+      </w:r>
+      <w:r>
+        <w:rPr w:rFonts="맑은 고딕">
+          <w:rFonts w:ascii="맑은 고딕" w:hAnsi="맑은 고딕" w:eastAsia="맑은 고딕"/>
+          <w:b/>
+          <w:color w:val="1F2937"/>
+          <w:sz w:val="21"/>
+        </w:rPr>
+        <w:t xml:space="preserve">소장 가치: </w:t>
+      </w:r>
+      <w:r>
+        <w:rPr w:rFonts="맑은 고딕">
+          <w:rFonts w:ascii="맑은 고딕" w:hAnsi="맑은 고딕" w:eastAsia="맑은 고딕"/>
+          <w:b w:val="0"/>
+          <w:sz w:val="21"/>
+        </w:rPr>
+        <w:t>프랑스 대중음악의 가장 찬란했던 한 시대를 한 장의 바이닐에 완벽하게 압축해 낸 기념비적인 컬렉션입니다. 시대를 초월한 감각적인 재킷 디자인과 아날로그의 정취를 간직한 오리지널 사운드는 클래식 및 팝 컬렉터 모두에게 대체 불가능한 소장 가치를 지닙니다.</w:t>
+      </w:r>
+    </w:p>
+    <w:p>
+      <w:pPr>
+        <w:spacing w:line="324" w:lineRule="auto" w:after="120" w:before="160"/>
+      </w:pPr>
+      <w:r>
+        <w:rPr w:rFonts="맑은 고딕">
+          <w:rFonts w:ascii="맑은 고딕" w:hAnsi="맑은 고딕" w:eastAsia="맑은 고딕"/>
+          <w:b/>
+          <w:color w:val="4338CA"/>
+          <w:sz w:val="21"/>
+        </w:rPr>
+        <w:t>이 음반을 통해 아날로그 바늘 끝에서 피어나는 은막의 낭만과 실비 바르탄의 찬란한 목소리가 전해주는 감동을 다시 한번 경험해 보시는 것은 어떨까요?</w:t>
       </w:r>
     </w:p>
     <w:sectPr>
       <w:pgSz w:w="12240" w:h="15840"/>
-      <w:pgMar w:top="1440" w:right="1440" w:bottom="1440" w:left="1440" w:header="720" w:footer="720" w:gutter="0"/>
+      <w:pgMar w:top="1152" w:right="1296" w:bottom="1152" w:left="1296" w:header="720" w:footer="720" w:gutter="0"/>
       <w:cols w:space="720"/>
       <w:docGrid w:linePitch="360"/>
     </w:sectPr>

--- a/word_reports/LP_0327_위치_411_Sylvie Vartan_Best of var.docx
+++ b/word_reports/LP_0327_위치_411_Sylvie Vartan_Best of var.docx
@@ -32,7 +32,7 @@
     </w:p>
     <w:p>
       <w:pPr>
-        <w:spacing w:line="324" w:lineRule="auto" w:before="80" w:after="160"/>
+        <w:spacing w:line="324" w:lineRule="auto" w:before="80" w:after="120"/>
       </w:pPr>
       <w:r>
         <w:rPr w:rFonts="맑은 고딕">
@@ -42,13 +42,6 @@
           <w:sz w:val="22"/>
         </w:rPr>
         <w:t xml:space="preserve">[음반 소개] </w:t>
-      </w:r>
-      <w:r>
-        <w:rPr w:rFonts="맑은 고딕">
-          <w:rFonts w:ascii="맑은 고딕" w:hAnsi="맑은 고딕" w:eastAsia="맑은 고딕"/>
-          <w:b w:val="0"/>
-          <w:sz w:val="21"/>
-        </w:rPr>
       </w:r>
     </w:p>
     <w:p>
@@ -61,7 +54,46 @@
           <w:b w:val="0"/>
           <w:sz w:val="21"/>
         </w:rPr>
-        <w:t>1960년대 프랑스 대중문화의 찬란한 부흥을 이끈 '예예(Yé-yé)' 무브먼트의 여왕, 실비 바르탄의 가장 눈부신 음악적 궤적을 집대성한 명반입니다. 그녀의 맑고 당찬 음색은 샹송 특유의 문학적 서정미와 모던 팝의 역동적인 리듬을 완벽하게 융화시키며 당대 유럽은 물론 전 세계 음악 애호가들의 가슴을 뒤흔들었습니다. 파리의 낭만과 청춘의 아련한 열정이 고스란히 각인된 이 앨범은, 흐르는 세월 속에서도 결코 바래지 않는 클래식 팝의 영원한 품격을 증명합니다.</w:t>
+        <w:t>1960년대 전후 유럽 대륙을 강타한 '예예(Yé-yé)' 무브먼트의 중심에서, 프랑스 대중음악의 지형도를 완전히 바꾸어 놓았던 불멸의 아이콘 실비 바르탄. 불가리아 출신의 이국적인 소녀에서 파리의 심장을 뒤흔드는 세기의 연인으로 비상한 그녀의 음악 여정은, 구세대의 고답적인 샹송 전통을 넘어 새로운 시대의 자유와 젊음을 갈망하던 청춘들의 찬란한 도약이었습니다.</w:t>
+      </w:r>
+    </w:p>
+    <w:p>
+      <w:pPr>
+        <w:spacing w:line="324" w:lineRule="auto" w:after="120"/>
+      </w:pPr>
+      <w:r>
+        <w:rPr w:rFonts="맑은 고딕">
+          <w:rFonts w:ascii="맑은 고딕" w:hAnsi="맑은 고딕" w:eastAsia="맑은 고딕"/>
+          <w:b w:val="0"/>
+          <w:sz w:val="21"/>
+        </w:rPr>
+        <w:t>본 작 《Best of vartan》은 실비 바르탄이 가장 눈부시게 빛나던 황금기 음악 세계를 아날로그 바이닐의 고즈넉한 결로 압축해 낸 기념비적 컬렉션입니다. 특유의 청아하면서도 묘한 허스키함이 감도는 매혹적인 음색, 그리고 미국식 로큰롤의 역동적인 리듬과 프랑스 고유의 유려한 서정성을 절묘하게 배합해 낸 사운드는 당대 팝 음악이 도달할 수 있었던 가장 세련된 미학을 고스란히 담아내고 있습니다.</w:t>
+      </w:r>
+    </w:p>
+    <w:p>
+      <w:pPr>
+        <w:spacing w:line="324" w:lineRule="auto" w:after="120"/>
+      </w:pPr>
+      <w:r>
+        <w:rPr w:rFonts="맑은 고딕">
+          <w:rFonts w:ascii="맑은 고딕" w:hAnsi="맑은 고딕" w:eastAsia="맑은 고딕"/>
+          <w:b w:val="0"/>
+          <w:sz w:val="21"/>
+        </w:rPr>
+        <w:t>그녀가 노래하는 청춘과 사랑의 서사는 단순한 감상의 유희에 머무르지 않습니다. 급변하는 1960~70년대의 사회적 공기 속에서 주체적인 감정의 주인이 되고자 했던 여성의 당당한 고백이자, 낭만과 우수가 교차하는 파리의 거리를 음악적 캔버스에 투영한 예술적 철학이었습니다. 세월의 더께를 걷어낸 오늘날에도 그녀의 보컬이 지닌 신선함과 서정적인 울림은 시공간을 초월하여 깊은 감동을 자아냅니다.</w:t>
+      </w:r>
+    </w:p>
+    <w:p>
+      <w:pPr>
+        <w:spacing w:line="324" w:lineRule="auto" w:after="120"/>
+      </w:pPr>
+      <w:r>
+        <w:rPr w:rFonts="맑은 고딕">
+          <w:rFonts w:ascii="맑은 고딕" w:hAnsi="맑은 고딕" w:eastAsia="맑은 고딕"/>
+          <w:b w:val="0"/>
+          <w:sz w:val="21"/>
+        </w:rPr>
+        <w:t>턴테이블 위에서 회전하는 바이닐의 소릿골을 따라 흘러나오는 실비 바르탄의 숨결은, 비에 젖은 파리의 몽마르트르 언덕을 걷는 듯 아련한 향수를 불러일으킵니다. 본 음반은 프랑스 팝의 가장 순수하고도 화려했던 시절을 완벽하게 조망하며, 정통 아날로그 오디오파일과 프렌치 팝 애호가 모두의 심미안을 만족시키는 소중한 음악적 보석입니다.</w:t>
       </w:r>
     </w:p>
     <w:p>
@@ -168,7 +200,7 @@
           <w:b w:val="0"/>
           <w:sz w:val="21"/>
         </w:rPr>
-        <w:t>프렌치 팝의 황금기를 주도했던 실비 바르탄의 핵심 전성기 대표곡들을 엄선하여 기획된 정규 베스트 앨범으로, 아날로그 레코딩의 정점을 구가하던 RCA 레이블을 통해 품격 있게 마스터링되어 발표되었습니다.</w:t>
+        <w:t>RCA Victor를 중심으로 그녀의 전성기를 수놓았던 히트 트랙들을 엄선하여 발매된 공식 베스트 바이닐 앨범으로, 1960년대 예예 사운드의 정점부터 70년대 성숙한 프렌치 팝에 이르는 음악적 궤적을 품격 있게 집대성하였습니다.</w:t>
       </w:r>
     </w:p>
     <w:p>
@@ -199,7 +231,7 @@
           <w:b w:val="0"/>
           <w:sz w:val="21"/>
         </w:rPr>
-        <w:t>발매 직후 프랑스와 유럽 전역은 물론, 샹송 붐이 일었던 아시아 시장에서도 폭발적인 반응을 얻으며 라이선스 LP 차트의 상위권을 장기 집권한 스테디셀러 음반입니다.</w:t>
+        <w:t>발매 당시 프랑스 음반 차트 최상위권을 석권함은 물론, 남미와 일본, 한국을 포함한 전 세계 팝 음악 시장에서 폭발적인 판매고를 기록하며 실비 바르탄의 독보적인 글로벌 디바 입지를 굳건히 증명하였습니다.</w:t>
       </w:r>
     </w:p>
     <w:p>
@@ -230,7 +262,7 @@
           <w:b w:val="0"/>
           <w:sz w:val="21"/>
         </w:rPr>
-        <w:t>프랑스 최고 권위의 아카데미 샤를 크로(Académie Charles-Cros) 수상 경력과 다수의 골드 디스크 기록을 통해 대중성과 예술성을 공인받았으며, 훗날 프랑스 정부로부터 레지옹 도뇌르 및 문화예술공로훈장을 수훈하는 데 지대한 초석이 된 명곡들이 수록되어 있습니다.</w:t>
+        <w:t>프랑스 최고 권위의 레지옹 도뇌르(Légion d'honneur) 훈장 및 예술문화훈장(Ordre des Arts et des Lettres) 코망되르 수훈, 유러피언 팝 어워드 다수 석권 등 대중문화사에 기여한 공로를 공인받았습니다.</w:t>
       </w:r>
     </w:p>
     <w:p>
@@ -368,7 +400,7 @@
           <w:b w:val="0"/>
           <w:sz w:val="21"/>
         </w:rPr>
-        <w:t>실비 바르탄은 세련된 패션 감각과 도회적인 무대 매너로 1960년대 청년 문화를 선도한 프렌치 팝의 독보적인 아이콘입니다. 미국식 록앤롤의 활력과 프랑스 전통 샹송의 우아한 정서를 절묘하게 결합하여 현대 프랑스 대중음악의 지평을 세계로 확장한 선구자로 평가받습니다.</w:t>
+        <w:t>1960년대 프랑스 '예예(Yé-yé)' 열풍을 이끌며 전 세계 젊은이들의 우상으로 군림한 독보적인 프렌치 팝의 여왕입니다. 로큰롤의 에너지와 정통 샹송의 시적 서정을 절묘하게 결합해 현대 프랑스 대중음악의 패러다임을 확립하였으며, 현재까지도 전설적인 문화 아이콘으로 추앙받고 있습니다.</w:t>
       </w:r>
     </w:p>
     <w:p>
@@ -413,7 +445,7 @@
           <w:b w:val="0"/>
           <w:sz w:val="21"/>
         </w:rPr>
-        <w:t>본 앨범은 전통적인 카바레 샹송에서 모던 팝으로 패러다임이 전환되던 시기의 음악적 정점을 포착한 역사적 사료입니다. 샤를 아즈나부르(Charles Aznavour) 등 당대 최고 거장들과의 음악적 교류를 통해 완성된 유려한 멜로디와 편곡은 프렌치 팝이 지닌 미학적 완성도를 증명하는 확고한 이정표로 자리합니다.</w:t>
+        <w:t>프랑스 대중음악이 클래식 샹송의 틀을 깨고 모던 팝과 록의 문법을 완벽히 흡수하여 만개했음을 보여주는 역사적 분기점의 기록입니다. 단순한 베스트 앨범을 넘어 유럽 대중음악 르네상스의 정수를 엿볼 수 있는 사료적 가치를 지닙니다.</w:t>
       </w:r>
     </w:p>
     <w:p>
@@ -444,7 +476,7 @@
           <w:b w:val="0"/>
           <w:sz w:val="21"/>
         </w:rPr>
-        <w:t>68혁명 전후 자유와 낭만을 갈망하던 프랑스 청춘들의 숨결과 누벨바그 영화의 한 장면 같은 서정적 공기가 깊이 스며있습니다. 고향 불가리아를 향한 디아스포라의 애절한 그리움과 첫사랑의 설렘이 공존하는 트랙들은 아날로그 라디오를 곁에 두고 밤을 지새우던 당대 젊은이들의 정서적 피난처가 되어 주었습니다.</w:t>
+        <w:t>68혁명의 열기와 자유를 향한 갈망이 피어오르던 1960~70년대 파리의 청춘 문화가 고스란히 각인되어 있습니다. 프랑스의 '엘비스'라 불리던 조니 알리데(Johnny Hallyday)와의 세기적 사랑, 그리고 시대를 선도하던 화려한 패션과 음악적 생명력이 낭만적인 스토리텔링을 완성합니다.</w:t>
       </w:r>
     </w:p>
     <w:p>
@@ -489,7 +521,7 @@
           <w:b w:val="0"/>
           <w:sz w:val="21"/>
         </w:rPr>
-        <w:t>샤를 아즈나부르가 헌정한 불멸의 찬가 'La plus belle pour aller danser(춤추러 가기엔 가장 예쁜 나이)'는 청춘의 설렘을 경쾌하고도 세련된 멜로디로 그려내며, 고향의 강을 노래한 서정적 대작 'La Maritza'는 웅장한 스트링 사운드와 실비의 애수 어린 보컬이 절정을 이룹니다. 모차르트의 선율을 우아하게 차용한 'Caro Mozart' 등 클래식과 팝의 경계를 넘나드는 다채로운 명곡들이 깊은 울림을 줍니다.</w:t>
+        <w:t>첫 무도회의 설렘을 산뜻하고 감미로운 멜로디로 그려내 영화 '아이돌을 찾아라'로 널리 알려진 〈La plus belle pour aller danser〉, 고향 불가리아의 마리차 강을 기리며 웅장한 오케스트레이션과 애절한 향수를 노래한 걸작 〈La Maritza〉, 그리고 중독적인 리듬과 매혹적인 보컬이 돋보이는 〈Irrésistiblement〉 등이 서정적인 백미를 이룹니다.</w:t>
       </w:r>
     </w:p>
     <w:p>
@@ -520,7 +552,7 @@
           <w:b w:val="0"/>
           <w:sz w:val="21"/>
         </w:rPr>
-        <w:t>턴테이블의 카트리지가 소리골을 읽어내는 순간, 진공관 앰프 특유의 온화한 배음 속에서 실비 바르탄의 숨결과 보컬의 세밀한 텍스처가 눈앞에 펼쳐집니다. 어쿠스틱 오케스트레이션과 빈티지 리듬 섹션의 자연스러운 공간감은 디지털 음원으로는 경험할 수 없는 아날로그 사운드만의 농밀한 온기를 전합니다.</w:t>
+        <w:t>진공관 앰프의 부드러운 온기와 MM/MC 카트리지가 장착된 턴테이블로 감상할 때 그 진가가 드러납니다. 1960년대 특유의 따스한 브라스 섹션과 유려한 현악 스트링, 그리고 실비 바르탄의 달콤하면서도 약간의 서글픔을 머금은 미세한 음색의 떨림이 놀라운 입체감으로 청음 공간을 가득 채웁니다.</w:t>
       </w:r>
     </w:p>
     <w:p>
@@ -551,7 +583,7 @@
           <w:b w:val="0"/>
           <w:sz w:val="21"/>
         </w:rPr>
-        <w:t>프랑스 대중음악의 가장 찬란했던 한 시대를 한 장의 바이닐에 완벽하게 압축해 낸 기념비적인 컬렉션입니다. 시대를 초월한 감각적인 재킷 디자인과 아날로그의 정취를 간직한 오리지널 사운드는 클래식 및 팝 컬렉터 모두에게 대체 불가능한 소장 가치를 지닙니다.</w:t>
+        <w:t>프렌치 팝의 영광스러운 황금기를 단 한 장의 바이닐로 온전히 소유할 수 있는 필청 음반입니다. 아날로그 레코드 특유의 풍성한 다이내믹 레인지는 물론, 시대의 미학을 담아낸 앨범 아트워크까지 갖추어 LP 컬렉터라면 반드시 랙의 중심에 두어야 할 소장 가치를 지닙니다.</w:t>
       </w:r>
     </w:p>
     <w:p>
@@ -565,7 +597,7 @@
           <w:color w:val="4338CA"/>
           <w:sz w:val="21"/>
         </w:rPr>
-        <w:t>이 음반을 통해 아날로그 바늘 끝에서 피어나는 은막의 낭만과 실비 바르탄의 찬란한 목소리가 전해주는 감동을 다시 한번 경험해 보시는 것은 어떨까요?</w:t>
+        <w:t>이 음반을 통해 파리의 낭만과 청춘의 찬란함이 아날로그의 따뜻한 숨결을 타고 전해주는 감동을 다시 한번 경험해 보시는 것은 어떨까요?</w:t>
       </w:r>
     </w:p>
     <w:sectPr>
